--- a/downloads/03_AI_Use_Statement.docx
+++ b/downloads/03_AI_Use_Statement.docx
@@ -598,7 +598,7 @@
         <w:sz w:val="16"/>
         <w:szCs w:val="16"/>
       </w:rPr>
-      <w:t xml:space="preserve">Από το Prompt στη Δήλωση · Copilot Edition · CC BY-NC-SA 4.0 · σελ. </w:t>
+      <w:t xml:space="preserve">Από το Prompt στη Δήλωση · Copilot Edition · Δρ. Δ.Ι. Σωτηρόπουλος · CC BY-NC-SA 4.0 · σελ. </w:t>
     </w:r>
     <w:r>
       <w:rPr>
